--- a/validation/docs/VAL-LIMS-RTM-001-RTM.docx
+++ b/validation/docs/VAL-LIMS-RTM-001-RTM.docx
@@ -9475,6 +9475,2723 @@
                 <w:szCs w:val="17"/>
               </w:rPr>
               <w:t xml:space="preserve">OQ-30 (P)</w:t>
+            </w:r>
+          </w:p>
+        </w:tc>
+        <w:tc>
+          <w:tcPr>
+            <w:tcW w:type="dxa" w:w="4000"/>
+            <w:shd w:fill="F2F5F7" w:val="clear"/>
+            <w:tcMar>
+              <w:top w:type="dxa" w:w="70"/>
+              <w:left w:type="dxa" w:w="110"/>
+              <w:bottom w:type="dxa" w:w="70"/>
+              <w:right w:type="dxa" w:w="110"/>
+            </w:tcMar>
+          </w:tcPr>
+          <w:p>
+            <w:r>
+              <w:rPr>
+                <w:sz w:val="17"/>
+                <w:szCs w:val="17"/>
+              </w:rPr>
+              <w:t xml:space="preserve">Pass</w:t>
+            </w:r>
+          </w:p>
+        </w:tc>
+      </w:tr>
+      <w:tr>
+        <w:tc>
+          <w:tcPr>
+            <w:tcW w:type="dxa" w:w="900"/>
+            <w:tcMar>
+              <w:top w:type="dxa" w:w="70"/>
+              <w:left w:type="dxa" w:w="110"/>
+              <w:bottom w:type="dxa" w:w="70"/>
+              <w:right w:type="dxa" w:w="110"/>
+            </w:tcMar>
+          </w:tcPr>
+          <w:p>
+            <w:r>
+              <w:rPr>
+                <w:sz w:val="17"/>
+                <w:szCs w:val="17"/>
+              </w:rPr>
+              <w:t xml:space="preserve">URS-120</w:t>
+            </w:r>
+          </w:p>
+        </w:tc>
+        <w:tc>
+          <w:tcPr>
+            <w:tcW w:type="dxa" w:w="900"/>
+            <w:tcMar>
+              <w:top w:type="dxa" w:w="70"/>
+              <w:left w:type="dxa" w:w="110"/>
+              <w:bottom w:type="dxa" w:w="70"/>
+              <w:right w:type="dxa" w:w="110"/>
+            </w:tcMar>
+          </w:tcPr>
+          <w:p>
+            <w:r>
+              <w:rPr>
+                <w:sz w:val="17"/>
+                <w:szCs w:val="17"/>
+              </w:rPr>
+              <w:t xml:space="preserve">High</w:t>
+            </w:r>
+          </w:p>
+        </w:tc>
+        <w:tc>
+          <w:tcPr>
+            <w:tcW w:type="dxa" w:w="1800"/>
+            <w:tcMar>
+              <w:top w:type="dxa" w:w="70"/>
+              <w:left w:type="dxa" w:w="110"/>
+              <w:bottom w:type="dxa" w:w="70"/>
+              <w:right w:type="dxa" w:w="110"/>
+            </w:tcMar>
+          </w:tcPr>
+          <w:p>
+            <w:r>
+              <w:rPr>
+                <w:sz w:val="17"/>
+                <w:szCs w:val="17"/>
+              </w:rPr>
+              <w:t xml:space="preserve">FRS-200</w:t>
+            </w:r>
+          </w:p>
+        </w:tc>
+        <w:tc>
+          <w:tcPr>
+            <w:tcW w:type="dxa" w:w="2400"/>
+            <w:tcMar>
+              <w:top w:type="dxa" w:w="70"/>
+              <w:left w:type="dxa" w:w="110"/>
+              <w:bottom w:type="dxa" w:w="70"/>
+              <w:right w:type="dxa" w:w="110"/>
+            </w:tcMar>
+          </w:tcPr>
+          <w:p>
+            <w:r>
+              <w:rPr>
+                <w:sz w:val="17"/>
+                <w:szCs w:val="17"/>
+              </w:rPr>
+              <w:t xml:space="preserve">OQ-31 (P)</w:t>
+            </w:r>
+          </w:p>
+        </w:tc>
+        <w:tc>
+          <w:tcPr>
+            <w:tcW w:type="dxa" w:w="4000"/>
+            <w:tcMar>
+              <w:top w:type="dxa" w:w="70"/>
+              <w:left w:type="dxa" w:w="110"/>
+              <w:bottom w:type="dxa" w:w="70"/>
+              <w:right w:type="dxa" w:w="110"/>
+            </w:tcMar>
+          </w:tcPr>
+          <w:p>
+            <w:r>
+              <w:rPr>
+                <w:sz w:val="17"/>
+                <w:szCs w:val="17"/>
+              </w:rPr>
+              <w:t xml:space="preserve">Pass</w:t>
+            </w:r>
+          </w:p>
+        </w:tc>
+      </w:tr>
+      <w:tr>
+        <w:tc>
+          <w:tcPr>
+            <w:tcW w:type="dxa" w:w="900"/>
+            <w:shd w:fill="F2F5F7" w:val="clear"/>
+            <w:tcMar>
+              <w:top w:type="dxa" w:w="70"/>
+              <w:left w:type="dxa" w:w="110"/>
+              <w:bottom w:type="dxa" w:w="70"/>
+              <w:right w:type="dxa" w:w="110"/>
+            </w:tcMar>
+          </w:tcPr>
+          <w:p>
+            <w:r>
+              <w:rPr>
+                <w:sz w:val="17"/>
+                <w:szCs w:val="17"/>
+              </w:rPr>
+              <w:t xml:space="preserve">URS-121</w:t>
+            </w:r>
+          </w:p>
+        </w:tc>
+        <w:tc>
+          <w:tcPr>
+            <w:tcW w:type="dxa" w:w="900"/>
+            <w:shd w:fill="F2F5F7" w:val="clear"/>
+            <w:tcMar>
+              <w:top w:type="dxa" w:w="70"/>
+              <w:left w:type="dxa" w:w="110"/>
+              <w:bottom w:type="dxa" w:w="70"/>
+              <w:right w:type="dxa" w:w="110"/>
+            </w:tcMar>
+          </w:tcPr>
+          <w:p>
+            <w:r>
+              <w:rPr>
+                <w:sz w:val="17"/>
+                <w:szCs w:val="17"/>
+              </w:rPr>
+              <w:t xml:space="preserve">High</w:t>
+            </w:r>
+          </w:p>
+        </w:tc>
+        <w:tc>
+          <w:tcPr>
+            <w:tcW w:type="dxa" w:w="1800"/>
+            <w:shd w:fill="F2F5F7" w:val="clear"/>
+            <w:tcMar>
+              <w:top w:type="dxa" w:w="70"/>
+              <w:left w:type="dxa" w:w="110"/>
+              <w:bottom w:type="dxa" w:w="70"/>
+              <w:right w:type="dxa" w:w="110"/>
+            </w:tcMar>
+          </w:tcPr>
+          <w:p>
+            <w:r>
+              <w:rPr>
+                <w:sz w:val="17"/>
+                <w:szCs w:val="17"/>
+              </w:rPr>
+              <w:t xml:space="preserve">FRS-201</w:t>
+            </w:r>
+          </w:p>
+        </w:tc>
+        <w:tc>
+          <w:tcPr>
+            <w:tcW w:type="dxa" w:w="2400"/>
+            <w:shd w:fill="F2F5F7" w:val="clear"/>
+            <w:tcMar>
+              <w:top w:type="dxa" w:w="70"/>
+              <w:left w:type="dxa" w:w="110"/>
+              <w:bottom w:type="dxa" w:w="70"/>
+              <w:right w:type="dxa" w:w="110"/>
+            </w:tcMar>
+          </w:tcPr>
+          <w:p>
+            <w:r>
+              <w:rPr>
+                <w:sz w:val="17"/>
+                <w:szCs w:val="17"/>
+              </w:rPr>
+              <w:t xml:space="preserve">OQ-31 (P)</w:t>
+            </w:r>
+          </w:p>
+        </w:tc>
+        <w:tc>
+          <w:tcPr>
+            <w:tcW w:type="dxa" w:w="4000"/>
+            <w:shd w:fill="F2F5F7" w:val="clear"/>
+            <w:tcMar>
+              <w:top w:type="dxa" w:w="70"/>
+              <w:left w:type="dxa" w:w="110"/>
+              <w:bottom w:type="dxa" w:w="70"/>
+              <w:right w:type="dxa" w:w="110"/>
+            </w:tcMar>
+          </w:tcPr>
+          <w:p>
+            <w:r>
+              <w:rPr>
+                <w:sz w:val="17"/>
+                <w:szCs w:val="17"/>
+              </w:rPr>
+              <w:t xml:space="preserve">Pass</w:t>
+            </w:r>
+          </w:p>
+        </w:tc>
+      </w:tr>
+      <w:tr>
+        <w:tc>
+          <w:tcPr>
+            <w:tcW w:type="dxa" w:w="900"/>
+            <w:tcMar>
+              <w:top w:type="dxa" w:w="70"/>
+              <w:left w:type="dxa" w:w="110"/>
+              <w:bottom w:type="dxa" w:w="70"/>
+              <w:right w:type="dxa" w:w="110"/>
+            </w:tcMar>
+          </w:tcPr>
+          <w:p>
+            <w:r>
+              <w:rPr>
+                <w:sz w:val="17"/>
+                <w:szCs w:val="17"/>
+              </w:rPr>
+              <w:t xml:space="preserve">URS-122</w:t>
+            </w:r>
+          </w:p>
+        </w:tc>
+        <w:tc>
+          <w:tcPr>
+            <w:tcW w:type="dxa" w:w="900"/>
+            <w:tcMar>
+              <w:top w:type="dxa" w:w="70"/>
+              <w:left w:type="dxa" w:w="110"/>
+              <w:bottom w:type="dxa" w:w="70"/>
+              <w:right w:type="dxa" w:w="110"/>
+            </w:tcMar>
+          </w:tcPr>
+          <w:p>
+            <w:r>
+              <w:rPr>
+                <w:sz w:val="17"/>
+                <w:szCs w:val="17"/>
+              </w:rPr>
+              <w:t xml:space="preserve">Medium</w:t>
+            </w:r>
+          </w:p>
+        </w:tc>
+        <w:tc>
+          <w:tcPr>
+            <w:tcW w:type="dxa" w:w="1800"/>
+            <w:tcMar>
+              <w:top w:type="dxa" w:w="70"/>
+              <w:left w:type="dxa" w:w="110"/>
+              <w:bottom w:type="dxa" w:w="70"/>
+              <w:right w:type="dxa" w:w="110"/>
+            </w:tcMar>
+          </w:tcPr>
+          <w:p>
+            <w:r>
+              <w:rPr>
+                <w:sz w:val="17"/>
+                <w:szCs w:val="17"/>
+              </w:rPr>
+              <w:t xml:space="preserve">FRS-202</w:t>
+            </w:r>
+          </w:p>
+        </w:tc>
+        <w:tc>
+          <w:tcPr>
+            <w:tcW w:type="dxa" w:w="2400"/>
+            <w:tcMar>
+              <w:top w:type="dxa" w:w="70"/>
+              <w:left w:type="dxa" w:w="110"/>
+              <w:bottom w:type="dxa" w:w="70"/>
+              <w:right w:type="dxa" w:w="110"/>
+            </w:tcMar>
+          </w:tcPr>
+          <w:p>
+            <w:r>
+              <w:rPr>
+                <w:sz w:val="17"/>
+                <w:szCs w:val="17"/>
+              </w:rPr>
+              <w:t xml:space="preserve">OQ-31 (P)</w:t>
+            </w:r>
+          </w:p>
+        </w:tc>
+        <w:tc>
+          <w:tcPr>
+            <w:tcW w:type="dxa" w:w="4000"/>
+            <w:tcMar>
+              <w:top w:type="dxa" w:w="70"/>
+              <w:left w:type="dxa" w:w="110"/>
+              <w:bottom w:type="dxa" w:w="70"/>
+              <w:right w:type="dxa" w:w="110"/>
+            </w:tcMar>
+          </w:tcPr>
+          <w:p>
+            <w:r>
+              <w:rPr>
+                <w:sz w:val="17"/>
+                <w:szCs w:val="17"/>
+              </w:rPr>
+              <w:t xml:space="preserve">Pass</w:t>
+            </w:r>
+          </w:p>
+        </w:tc>
+      </w:tr>
+      <w:tr>
+        <w:tc>
+          <w:tcPr>
+            <w:tcW w:type="dxa" w:w="900"/>
+            <w:shd w:fill="F2F5F7" w:val="clear"/>
+            <w:tcMar>
+              <w:top w:type="dxa" w:w="70"/>
+              <w:left w:type="dxa" w:w="110"/>
+              <w:bottom w:type="dxa" w:w="70"/>
+              <w:right w:type="dxa" w:w="110"/>
+            </w:tcMar>
+          </w:tcPr>
+          <w:p>
+            <w:r>
+              <w:rPr>
+                <w:sz w:val="17"/>
+                <w:szCs w:val="17"/>
+              </w:rPr>
+              <w:t xml:space="preserve">URS-123</w:t>
+            </w:r>
+          </w:p>
+        </w:tc>
+        <w:tc>
+          <w:tcPr>
+            <w:tcW w:type="dxa" w:w="900"/>
+            <w:shd w:fill="F2F5F7" w:val="clear"/>
+            <w:tcMar>
+              <w:top w:type="dxa" w:w="70"/>
+              <w:left w:type="dxa" w:w="110"/>
+              <w:bottom w:type="dxa" w:w="70"/>
+              <w:right w:type="dxa" w:w="110"/>
+            </w:tcMar>
+          </w:tcPr>
+          <w:p>
+            <w:r>
+              <w:rPr>
+                <w:sz w:val="17"/>
+                <w:szCs w:val="17"/>
+              </w:rPr>
+              <w:t xml:space="preserve">Medium</w:t>
+            </w:r>
+          </w:p>
+        </w:tc>
+        <w:tc>
+          <w:tcPr>
+            <w:tcW w:type="dxa" w:w="1800"/>
+            <w:shd w:fill="F2F5F7" w:val="clear"/>
+            <w:tcMar>
+              <w:top w:type="dxa" w:w="70"/>
+              <w:left w:type="dxa" w:w="110"/>
+              <w:bottom w:type="dxa" w:w="70"/>
+              <w:right w:type="dxa" w:w="110"/>
+            </w:tcMar>
+          </w:tcPr>
+          <w:p>
+            <w:r>
+              <w:rPr>
+                <w:sz w:val="17"/>
+                <w:szCs w:val="17"/>
+              </w:rPr>
+              <w:t xml:space="preserve">FRS-203</w:t>
+            </w:r>
+          </w:p>
+        </w:tc>
+        <w:tc>
+          <w:tcPr>
+            <w:tcW w:type="dxa" w:w="2400"/>
+            <w:shd w:fill="F2F5F7" w:val="clear"/>
+            <w:tcMar>
+              <w:top w:type="dxa" w:w="70"/>
+              <w:left w:type="dxa" w:w="110"/>
+              <w:bottom w:type="dxa" w:w="70"/>
+              <w:right w:type="dxa" w:w="110"/>
+            </w:tcMar>
+          </w:tcPr>
+          <w:p>
+            <w:r>
+              <w:rPr>
+                <w:sz w:val="17"/>
+                <w:szCs w:val="17"/>
+              </w:rPr>
+              <w:t xml:space="preserve">OQ-31 (P)</w:t>
+            </w:r>
+          </w:p>
+        </w:tc>
+        <w:tc>
+          <w:tcPr>
+            <w:tcW w:type="dxa" w:w="4000"/>
+            <w:shd w:fill="F2F5F7" w:val="clear"/>
+            <w:tcMar>
+              <w:top w:type="dxa" w:w="70"/>
+              <w:left w:type="dxa" w:w="110"/>
+              <w:bottom w:type="dxa" w:w="70"/>
+              <w:right w:type="dxa" w:w="110"/>
+            </w:tcMar>
+          </w:tcPr>
+          <w:p>
+            <w:r>
+              <w:rPr>
+                <w:sz w:val="17"/>
+                <w:szCs w:val="17"/>
+              </w:rPr>
+              <w:t xml:space="preserve">Pass</w:t>
+            </w:r>
+          </w:p>
+        </w:tc>
+      </w:tr>
+      <w:tr>
+        <w:tc>
+          <w:tcPr>
+            <w:tcW w:type="dxa" w:w="900"/>
+            <w:tcMar>
+              <w:top w:type="dxa" w:w="70"/>
+              <w:left w:type="dxa" w:w="110"/>
+              <w:bottom w:type="dxa" w:w="70"/>
+              <w:right w:type="dxa" w:w="110"/>
+            </w:tcMar>
+          </w:tcPr>
+          <w:p>
+            <w:r>
+              <w:rPr>
+                <w:sz w:val="17"/>
+                <w:szCs w:val="17"/>
+              </w:rPr>
+              <w:t xml:space="preserve">URS-124</w:t>
+            </w:r>
+          </w:p>
+        </w:tc>
+        <w:tc>
+          <w:tcPr>
+            <w:tcW w:type="dxa" w:w="900"/>
+            <w:tcMar>
+              <w:top w:type="dxa" w:w="70"/>
+              <w:left w:type="dxa" w:w="110"/>
+              <w:bottom w:type="dxa" w:w="70"/>
+              <w:right w:type="dxa" w:w="110"/>
+            </w:tcMar>
+          </w:tcPr>
+          <w:p>
+            <w:r>
+              <w:rPr>
+                <w:sz w:val="17"/>
+                <w:szCs w:val="17"/>
+              </w:rPr>
+              <w:t xml:space="preserve">Critical</w:t>
+            </w:r>
+          </w:p>
+        </w:tc>
+        <w:tc>
+          <w:tcPr>
+            <w:tcW w:type="dxa" w:w="1800"/>
+            <w:tcMar>
+              <w:top w:type="dxa" w:w="70"/>
+              <w:left w:type="dxa" w:w="110"/>
+              <w:bottom w:type="dxa" w:w="70"/>
+              <w:right w:type="dxa" w:w="110"/>
+            </w:tcMar>
+          </w:tcPr>
+          <w:p>
+            <w:r>
+              <w:rPr>
+                <w:sz w:val="17"/>
+                <w:szCs w:val="17"/>
+              </w:rPr>
+              <w:t xml:space="preserve">FRS-210</w:t>
+            </w:r>
+          </w:p>
+        </w:tc>
+        <w:tc>
+          <w:tcPr>
+            <w:tcW w:type="dxa" w:w="2400"/>
+            <w:tcMar>
+              <w:top w:type="dxa" w:w="70"/>
+              <w:left w:type="dxa" w:w="110"/>
+              <w:bottom w:type="dxa" w:w="70"/>
+              <w:right w:type="dxa" w:w="110"/>
+            </w:tcMar>
+          </w:tcPr>
+          <w:p>
+            <w:r>
+              <w:rPr>
+                <w:sz w:val="17"/>
+                <w:szCs w:val="17"/>
+              </w:rPr>
+              <w:t xml:space="preserve">OQ-32 (P)</w:t>
+            </w:r>
+          </w:p>
+        </w:tc>
+        <w:tc>
+          <w:tcPr>
+            <w:tcW w:type="dxa" w:w="4000"/>
+            <w:tcMar>
+              <w:top w:type="dxa" w:w="70"/>
+              <w:left w:type="dxa" w:w="110"/>
+              <w:bottom w:type="dxa" w:w="70"/>
+              <w:right w:type="dxa" w:w="110"/>
+            </w:tcMar>
+          </w:tcPr>
+          <w:p>
+            <w:r>
+              <w:rPr>
+                <w:sz w:val="17"/>
+                <w:szCs w:val="17"/>
+              </w:rPr>
+              <w:t xml:space="preserve">Pass</w:t>
+            </w:r>
+          </w:p>
+        </w:tc>
+      </w:tr>
+      <w:tr>
+        <w:tc>
+          <w:tcPr>
+            <w:tcW w:type="dxa" w:w="900"/>
+            <w:shd w:fill="F2F5F7" w:val="clear"/>
+            <w:tcMar>
+              <w:top w:type="dxa" w:w="70"/>
+              <w:left w:type="dxa" w:w="110"/>
+              <w:bottom w:type="dxa" w:w="70"/>
+              <w:right w:type="dxa" w:w="110"/>
+            </w:tcMar>
+          </w:tcPr>
+          <w:p>
+            <w:r>
+              <w:rPr>
+                <w:sz w:val="17"/>
+                <w:szCs w:val="17"/>
+              </w:rPr>
+              <w:t xml:space="preserve">URS-125</w:t>
+            </w:r>
+          </w:p>
+        </w:tc>
+        <w:tc>
+          <w:tcPr>
+            <w:tcW w:type="dxa" w:w="900"/>
+            <w:shd w:fill="F2F5F7" w:val="clear"/>
+            <w:tcMar>
+              <w:top w:type="dxa" w:w="70"/>
+              <w:left w:type="dxa" w:w="110"/>
+              <w:bottom w:type="dxa" w:w="70"/>
+              <w:right w:type="dxa" w:w="110"/>
+            </w:tcMar>
+          </w:tcPr>
+          <w:p>
+            <w:r>
+              <w:rPr>
+                <w:sz w:val="17"/>
+                <w:szCs w:val="17"/>
+              </w:rPr>
+              <w:t xml:space="preserve">High</w:t>
+            </w:r>
+          </w:p>
+        </w:tc>
+        <w:tc>
+          <w:tcPr>
+            <w:tcW w:type="dxa" w:w="1800"/>
+            <w:shd w:fill="F2F5F7" w:val="clear"/>
+            <w:tcMar>
+              <w:top w:type="dxa" w:w="70"/>
+              <w:left w:type="dxa" w:w="110"/>
+              <w:bottom w:type="dxa" w:w="70"/>
+              <w:right w:type="dxa" w:w="110"/>
+            </w:tcMar>
+          </w:tcPr>
+          <w:p>
+            <w:r>
+              <w:rPr>
+                <w:sz w:val="17"/>
+                <w:szCs w:val="17"/>
+              </w:rPr>
+              <w:t xml:space="preserve">FRS-211</w:t>
+            </w:r>
+          </w:p>
+        </w:tc>
+        <w:tc>
+          <w:tcPr>
+            <w:tcW w:type="dxa" w:w="2400"/>
+            <w:shd w:fill="F2F5F7" w:val="clear"/>
+            <w:tcMar>
+              <w:top w:type="dxa" w:w="70"/>
+              <w:left w:type="dxa" w:w="110"/>
+              <w:bottom w:type="dxa" w:w="70"/>
+              <w:right w:type="dxa" w:w="110"/>
+            </w:tcMar>
+          </w:tcPr>
+          <w:p>
+            <w:r>
+              <w:rPr>
+                <w:sz w:val="17"/>
+                <w:szCs w:val="17"/>
+              </w:rPr>
+              <w:t xml:space="preserve">OQ-32 (P)</w:t>
+            </w:r>
+          </w:p>
+        </w:tc>
+        <w:tc>
+          <w:tcPr>
+            <w:tcW w:type="dxa" w:w="4000"/>
+            <w:shd w:fill="F2F5F7" w:val="clear"/>
+            <w:tcMar>
+              <w:top w:type="dxa" w:w="70"/>
+              <w:left w:type="dxa" w:w="110"/>
+              <w:bottom w:type="dxa" w:w="70"/>
+              <w:right w:type="dxa" w:w="110"/>
+            </w:tcMar>
+          </w:tcPr>
+          <w:p>
+            <w:r>
+              <w:rPr>
+                <w:sz w:val="17"/>
+                <w:szCs w:val="17"/>
+              </w:rPr>
+              <w:t xml:space="preserve">Pass</w:t>
+            </w:r>
+          </w:p>
+        </w:tc>
+      </w:tr>
+      <w:tr>
+        <w:tc>
+          <w:tcPr>
+            <w:tcW w:type="dxa" w:w="900"/>
+            <w:tcMar>
+              <w:top w:type="dxa" w:w="70"/>
+              <w:left w:type="dxa" w:w="110"/>
+              <w:bottom w:type="dxa" w:w="70"/>
+              <w:right w:type="dxa" w:w="110"/>
+            </w:tcMar>
+          </w:tcPr>
+          <w:p>
+            <w:r>
+              <w:rPr>
+                <w:sz w:val="17"/>
+                <w:szCs w:val="17"/>
+              </w:rPr>
+              <w:t xml:space="preserve">URS-126</w:t>
+            </w:r>
+          </w:p>
+        </w:tc>
+        <w:tc>
+          <w:tcPr>
+            <w:tcW w:type="dxa" w:w="900"/>
+            <w:tcMar>
+              <w:top w:type="dxa" w:w="70"/>
+              <w:left w:type="dxa" w:w="110"/>
+              <w:bottom w:type="dxa" w:w="70"/>
+              <w:right w:type="dxa" w:w="110"/>
+            </w:tcMar>
+          </w:tcPr>
+          <w:p>
+            <w:r>
+              <w:rPr>
+                <w:sz w:val="17"/>
+                <w:szCs w:val="17"/>
+              </w:rPr>
+              <w:t xml:space="preserve">High</w:t>
+            </w:r>
+          </w:p>
+        </w:tc>
+        <w:tc>
+          <w:tcPr>
+            <w:tcW w:type="dxa" w:w="1800"/>
+            <w:tcMar>
+              <w:top w:type="dxa" w:w="70"/>
+              <w:left w:type="dxa" w:w="110"/>
+              <w:bottom w:type="dxa" w:w="70"/>
+              <w:right w:type="dxa" w:w="110"/>
+            </w:tcMar>
+          </w:tcPr>
+          <w:p>
+            <w:r>
+              <w:rPr>
+                <w:sz w:val="17"/>
+                <w:szCs w:val="17"/>
+              </w:rPr>
+              <w:t xml:space="preserve">FRS-212</w:t>
+            </w:r>
+          </w:p>
+        </w:tc>
+        <w:tc>
+          <w:tcPr>
+            <w:tcW w:type="dxa" w:w="2400"/>
+            <w:tcMar>
+              <w:top w:type="dxa" w:w="70"/>
+              <w:left w:type="dxa" w:w="110"/>
+              <w:bottom w:type="dxa" w:w="70"/>
+              <w:right w:type="dxa" w:w="110"/>
+            </w:tcMar>
+          </w:tcPr>
+          <w:p>
+            <w:r>
+              <w:rPr>
+                <w:sz w:val="17"/>
+                <w:szCs w:val="17"/>
+              </w:rPr>
+              <w:t xml:space="preserve">OQ-32 (P)</w:t>
+            </w:r>
+          </w:p>
+        </w:tc>
+        <w:tc>
+          <w:tcPr>
+            <w:tcW w:type="dxa" w:w="4000"/>
+            <w:tcMar>
+              <w:top w:type="dxa" w:w="70"/>
+              <w:left w:type="dxa" w:w="110"/>
+              <w:bottom w:type="dxa" w:w="70"/>
+              <w:right w:type="dxa" w:w="110"/>
+            </w:tcMar>
+          </w:tcPr>
+          <w:p>
+            <w:r>
+              <w:rPr>
+                <w:sz w:val="17"/>
+                <w:szCs w:val="17"/>
+              </w:rPr>
+              <w:t xml:space="preserve">Pass</w:t>
+            </w:r>
+          </w:p>
+        </w:tc>
+      </w:tr>
+      <w:tr>
+        <w:tc>
+          <w:tcPr>
+            <w:tcW w:type="dxa" w:w="900"/>
+            <w:shd w:fill="F2F5F7" w:val="clear"/>
+            <w:tcMar>
+              <w:top w:type="dxa" w:w="70"/>
+              <w:left w:type="dxa" w:w="110"/>
+              <w:bottom w:type="dxa" w:w="70"/>
+              <w:right w:type="dxa" w:w="110"/>
+            </w:tcMar>
+          </w:tcPr>
+          <w:p>
+            <w:r>
+              <w:rPr>
+                <w:sz w:val="17"/>
+                <w:szCs w:val="17"/>
+              </w:rPr>
+              <w:t xml:space="preserve">URS-127</w:t>
+            </w:r>
+          </w:p>
+        </w:tc>
+        <w:tc>
+          <w:tcPr>
+            <w:tcW w:type="dxa" w:w="900"/>
+            <w:shd w:fill="F2F5F7" w:val="clear"/>
+            <w:tcMar>
+              <w:top w:type="dxa" w:w="70"/>
+              <w:left w:type="dxa" w:w="110"/>
+              <w:bottom w:type="dxa" w:w="70"/>
+              <w:right w:type="dxa" w:w="110"/>
+            </w:tcMar>
+          </w:tcPr>
+          <w:p>
+            <w:r>
+              <w:rPr>
+                <w:sz w:val="17"/>
+                <w:szCs w:val="17"/>
+              </w:rPr>
+              <w:t xml:space="preserve">High</w:t>
+            </w:r>
+          </w:p>
+        </w:tc>
+        <w:tc>
+          <w:tcPr>
+            <w:tcW w:type="dxa" w:w="1800"/>
+            <w:shd w:fill="F2F5F7" w:val="clear"/>
+            <w:tcMar>
+              <w:top w:type="dxa" w:w="70"/>
+              <w:left w:type="dxa" w:w="110"/>
+              <w:bottom w:type="dxa" w:w="70"/>
+              <w:right w:type="dxa" w:w="110"/>
+            </w:tcMar>
+          </w:tcPr>
+          <w:p>
+            <w:r>
+              <w:rPr>
+                <w:sz w:val="17"/>
+                <w:szCs w:val="17"/>
+              </w:rPr>
+              <w:t xml:space="preserve">FRS-213</w:t>
+            </w:r>
+          </w:p>
+        </w:tc>
+        <w:tc>
+          <w:tcPr>
+            <w:tcW w:type="dxa" w:w="2400"/>
+            <w:shd w:fill="F2F5F7" w:val="clear"/>
+            <w:tcMar>
+              <w:top w:type="dxa" w:w="70"/>
+              <w:left w:type="dxa" w:w="110"/>
+              <w:bottom w:type="dxa" w:w="70"/>
+              <w:right w:type="dxa" w:w="110"/>
+            </w:tcMar>
+          </w:tcPr>
+          <w:p>
+            <w:r>
+              <w:rPr>
+                <w:sz w:val="17"/>
+                <w:szCs w:val="17"/>
+              </w:rPr>
+              <w:t xml:space="preserve">OQ-32 (P)</w:t>
+            </w:r>
+          </w:p>
+        </w:tc>
+        <w:tc>
+          <w:tcPr>
+            <w:tcW w:type="dxa" w:w="4000"/>
+            <w:shd w:fill="F2F5F7" w:val="clear"/>
+            <w:tcMar>
+              <w:top w:type="dxa" w:w="70"/>
+              <w:left w:type="dxa" w:w="110"/>
+              <w:bottom w:type="dxa" w:w="70"/>
+              <w:right w:type="dxa" w:w="110"/>
+            </w:tcMar>
+          </w:tcPr>
+          <w:p>
+            <w:r>
+              <w:rPr>
+                <w:sz w:val="17"/>
+                <w:szCs w:val="17"/>
+              </w:rPr>
+              <w:t xml:space="preserve">Pass</w:t>
+            </w:r>
+          </w:p>
+        </w:tc>
+      </w:tr>
+      <w:tr>
+        <w:tc>
+          <w:tcPr>
+            <w:tcW w:type="dxa" w:w="900"/>
+            <w:tcMar>
+              <w:top w:type="dxa" w:w="70"/>
+              <w:left w:type="dxa" w:w="110"/>
+              <w:bottom w:type="dxa" w:w="70"/>
+              <w:right w:type="dxa" w:w="110"/>
+            </w:tcMar>
+          </w:tcPr>
+          <w:p>
+            <w:r>
+              <w:rPr>
+                <w:sz w:val="17"/>
+                <w:szCs w:val="17"/>
+              </w:rPr>
+              <w:t xml:space="preserve">URS-128</w:t>
+            </w:r>
+          </w:p>
+        </w:tc>
+        <w:tc>
+          <w:tcPr>
+            <w:tcW w:type="dxa" w:w="900"/>
+            <w:tcMar>
+              <w:top w:type="dxa" w:w="70"/>
+              <w:left w:type="dxa" w:w="110"/>
+              <w:bottom w:type="dxa" w:w="70"/>
+              <w:right w:type="dxa" w:w="110"/>
+            </w:tcMar>
+          </w:tcPr>
+          <w:p>
+            <w:r>
+              <w:rPr>
+                <w:sz w:val="17"/>
+                <w:szCs w:val="17"/>
+              </w:rPr>
+              <w:t xml:space="preserve">Critical</w:t>
+            </w:r>
+          </w:p>
+        </w:tc>
+        <w:tc>
+          <w:tcPr>
+            <w:tcW w:type="dxa" w:w="1800"/>
+            <w:tcMar>
+              <w:top w:type="dxa" w:w="70"/>
+              <w:left w:type="dxa" w:w="110"/>
+              <w:bottom w:type="dxa" w:w="70"/>
+              <w:right w:type="dxa" w:w="110"/>
+            </w:tcMar>
+          </w:tcPr>
+          <w:p>
+            <w:r>
+              <w:rPr>
+                <w:sz w:val="17"/>
+                <w:szCs w:val="17"/>
+              </w:rPr>
+              <w:t xml:space="preserve">FRS-214</w:t>
+            </w:r>
+          </w:p>
+        </w:tc>
+        <w:tc>
+          <w:tcPr>
+            <w:tcW w:type="dxa" w:w="2400"/>
+            <w:tcMar>
+              <w:top w:type="dxa" w:w="70"/>
+              <w:left w:type="dxa" w:w="110"/>
+              <w:bottom w:type="dxa" w:w="70"/>
+              <w:right w:type="dxa" w:w="110"/>
+            </w:tcMar>
+          </w:tcPr>
+          <w:p>
+            <w:r>
+              <w:rPr>
+                <w:sz w:val="17"/>
+                <w:szCs w:val="17"/>
+              </w:rPr>
+              <w:t xml:space="preserve">OQ-32 (P)</w:t>
+            </w:r>
+          </w:p>
+        </w:tc>
+        <w:tc>
+          <w:tcPr>
+            <w:tcW w:type="dxa" w:w="4000"/>
+            <w:tcMar>
+              <w:top w:type="dxa" w:w="70"/>
+              <w:left w:type="dxa" w:w="110"/>
+              <w:bottom w:type="dxa" w:w="70"/>
+              <w:right w:type="dxa" w:w="110"/>
+            </w:tcMar>
+          </w:tcPr>
+          <w:p>
+            <w:r>
+              <w:rPr>
+                <w:sz w:val="17"/>
+                <w:szCs w:val="17"/>
+              </w:rPr>
+              <w:t xml:space="preserve">Pass</w:t>
+            </w:r>
+          </w:p>
+        </w:tc>
+      </w:tr>
+      <w:tr>
+        <w:tc>
+          <w:tcPr>
+            <w:tcW w:type="dxa" w:w="900"/>
+            <w:shd w:fill="F2F5F7" w:val="clear"/>
+            <w:tcMar>
+              <w:top w:type="dxa" w:w="70"/>
+              <w:left w:type="dxa" w:w="110"/>
+              <w:bottom w:type="dxa" w:w="70"/>
+              <w:right w:type="dxa" w:w="110"/>
+            </w:tcMar>
+          </w:tcPr>
+          <w:p>
+            <w:r>
+              <w:rPr>
+                <w:sz w:val="17"/>
+                <w:szCs w:val="17"/>
+              </w:rPr>
+              <w:t xml:space="preserve">URS-129</w:t>
+            </w:r>
+          </w:p>
+        </w:tc>
+        <w:tc>
+          <w:tcPr>
+            <w:tcW w:type="dxa" w:w="900"/>
+            <w:shd w:fill="F2F5F7" w:val="clear"/>
+            <w:tcMar>
+              <w:top w:type="dxa" w:w="70"/>
+              <w:left w:type="dxa" w:w="110"/>
+              <w:bottom w:type="dxa" w:w="70"/>
+              <w:right w:type="dxa" w:w="110"/>
+            </w:tcMar>
+          </w:tcPr>
+          <w:p>
+            <w:r>
+              <w:rPr>
+                <w:sz w:val="17"/>
+                <w:szCs w:val="17"/>
+              </w:rPr>
+              <w:t xml:space="preserve">High</w:t>
+            </w:r>
+          </w:p>
+        </w:tc>
+        <w:tc>
+          <w:tcPr>
+            <w:tcW w:type="dxa" w:w="1800"/>
+            <w:shd w:fill="F2F5F7" w:val="clear"/>
+            <w:tcMar>
+              <w:top w:type="dxa" w:w="70"/>
+              <w:left w:type="dxa" w:w="110"/>
+              <w:bottom w:type="dxa" w:w="70"/>
+              <w:right w:type="dxa" w:w="110"/>
+            </w:tcMar>
+          </w:tcPr>
+          <w:p>
+            <w:r>
+              <w:rPr>
+                <w:sz w:val="17"/>
+                <w:szCs w:val="17"/>
+              </w:rPr>
+              <w:t xml:space="preserve">FRS-215</w:t>
+            </w:r>
+          </w:p>
+        </w:tc>
+        <w:tc>
+          <w:tcPr>
+            <w:tcW w:type="dxa" w:w="2400"/>
+            <w:shd w:fill="F2F5F7" w:val="clear"/>
+            <w:tcMar>
+              <w:top w:type="dxa" w:w="70"/>
+              <w:left w:type="dxa" w:w="110"/>
+              <w:bottom w:type="dxa" w:w="70"/>
+              <w:right w:type="dxa" w:w="110"/>
+            </w:tcMar>
+          </w:tcPr>
+          <w:p>
+            <w:r>
+              <w:rPr>
+                <w:sz w:val="17"/>
+                <w:szCs w:val="17"/>
+              </w:rPr>
+              <w:t xml:space="preserve">OQ-32 (P)</w:t>
+            </w:r>
+          </w:p>
+        </w:tc>
+        <w:tc>
+          <w:tcPr>
+            <w:tcW w:type="dxa" w:w="4000"/>
+            <w:shd w:fill="F2F5F7" w:val="clear"/>
+            <w:tcMar>
+              <w:top w:type="dxa" w:w="70"/>
+              <w:left w:type="dxa" w:w="110"/>
+              <w:bottom w:type="dxa" w:w="70"/>
+              <w:right w:type="dxa" w:w="110"/>
+            </w:tcMar>
+          </w:tcPr>
+          <w:p>
+            <w:r>
+              <w:rPr>
+                <w:sz w:val="17"/>
+                <w:szCs w:val="17"/>
+              </w:rPr>
+              <w:t xml:space="preserve">Pass</w:t>
+            </w:r>
+          </w:p>
+        </w:tc>
+      </w:tr>
+      <w:tr>
+        <w:tc>
+          <w:tcPr>
+            <w:tcW w:type="dxa" w:w="900"/>
+            <w:tcMar>
+              <w:top w:type="dxa" w:w="70"/>
+              <w:left w:type="dxa" w:w="110"/>
+              <w:bottom w:type="dxa" w:w="70"/>
+              <w:right w:type="dxa" w:w="110"/>
+            </w:tcMar>
+          </w:tcPr>
+          <w:p>
+            <w:r>
+              <w:rPr>
+                <w:sz w:val="17"/>
+                <w:szCs w:val="17"/>
+              </w:rPr>
+              <w:t xml:space="preserve">URS-130</w:t>
+            </w:r>
+          </w:p>
+        </w:tc>
+        <w:tc>
+          <w:tcPr>
+            <w:tcW w:type="dxa" w:w="900"/>
+            <w:tcMar>
+              <w:top w:type="dxa" w:w="70"/>
+              <w:left w:type="dxa" w:w="110"/>
+              <w:bottom w:type="dxa" w:w="70"/>
+              <w:right w:type="dxa" w:w="110"/>
+            </w:tcMar>
+          </w:tcPr>
+          <w:p>
+            <w:r>
+              <w:rPr>
+                <w:sz w:val="17"/>
+                <w:szCs w:val="17"/>
+              </w:rPr>
+              <w:t xml:space="preserve">High</w:t>
+            </w:r>
+          </w:p>
+        </w:tc>
+        <w:tc>
+          <w:tcPr>
+            <w:tcW w:type="dxa" w:w="1800"/>
+            <w:tcMar>
+              <w:top w:type="dxa" w:w="70"/>
+              <w:left w:type="dxa" w:w="110"/>
+              <w:bottom w:type="dxa" w:w="70"/>
+              <w:right w:type="dxa" w:w="110"/>
+            </w:tcMar>
+          </w:tcPr>
+          <w:p>
+            <w:r>
+              <w:rPr>
+                <w:sz w:val="17"/>
+                <w:szCs w:val="17"/>
+              </w:rPr>
+              <w:t xml:space="preserve">FRS-220</w:t>
+            </w:r>
+          </w:p>
+        </w:tc>
+        <w:tc>
+          <w:tcPr>
+            <w:tcW w:type="dxa" w:w="2400"/>
+            <w:tcMar>
+              <w:top w:type="dxa" w:w="70"/>
+              <w:left w:type="dxa" w:w="110"/>
+              <w:bottom w:type="dxa" w:w="70"/>
+              <w:right w:type="dxa" w:w="110"/>
+            </w:tcMar>
+          </w:tcPr>
+          <w:p>
+            <w:r>
+              <w:rPr>
+                <w:sz w:val="17"/>
+                <w:szCs w:val="17"/>
+              </w:rPr>
+              <w:t xml:space="preserve">OQ-33 (P)</w:t>
+            </w:r>
+          </w:p>
+        </w:tc>
+        <w:tc>
+          <w:tcPr>
+            <w:tcW w:type="dxa" w:w="4000"/>
+            <w:tcMar>
+              <w:top w:type="dxa" w:w="70"/>
+              <w:left w:type="dxa" w:w="110"/>
+              <w:bottom w:type="dxa" w:w="70"/>
+              <w:right w:type="dxa" w:w="110"/>
+            </w:tcMar>
+          </w:tcPr>
+          <w:p>
+            <w:r>
+              <w:rPr>
+                <w:sz w:val="17"/>
+                <w:szCs w:val="17"/>
+              </w:rPr>
+              <w:t xml:space="preserve">Pass</w:t>
+            </w:r>
+          </w:p>
+        </w:tc>
+      </w:tr>
+      <w:tr>
+        <w:tc>
+          <w:tcPr>
+            <w:tcW w:type="dxa" w:w="900"/>
+            <w:shd w:fill="F2F5F7" w:val="clear"/>
+            <w:tcMar>
+              <w:top w:type="dxa" w:w="70"/>
+              <w:left w:type="dxa" w:w="110"/>
+              <w:bottom w:type="dxa" w:w="70"/>
+              <w:right w:type="dxa" w:w="110"/>
+            </w:tcMar>
+          </w:tcPr>
+          <w:p>
+            <w:r>
+              <w:rPr>
+                <w:sz w:val="17"/>
+                <w:szCs w:val="17"/>
+              </w:rPr>
+              <w:t xml:space="preserve">URS-131</w:t>
+            </w:r>
+          </w:p>
+        </w:tc>
+        <w:tc>
+          <w:tcPr>
+            <w:tcW w:type="dxa" w:w="900"/>
+            <w:shd w:fill="F2F5F7" w:val="clear"/>
+            <w:tcMar>
+              <w:top w:type="dxa" w:w="70"/>
+              <w:left w:type="dxa" w:w="110"/>
+              <w:bottom w:type="dxa" w:w="70"/>
+              <w:right w:type="dxa" w:w="110"/>
+            </w:tcMar>
+          </w:tcPr>
+          <w:p>
+            <w:r>
+              <w:rPr>
+                <w:sz w:val="17"/>
+                <w:szCs w:val="17"/>
+              </w:rPr>
+              <w:t xml:space="preserve">High</w:t>
+            </w:r>
+          </w:p>
+        </w:tc>
+        <w:tc>
+          <w:tcPr>
+            <w:tcW w:type="dxa" w:w="1800"/>
+            <w:shd w:fill="F2F5F7" w:val="clear"/>
+            <w:tcMar>
+              <w:top w:type="dxa" w:w="70"/>
+              <w:left w:type="dxa" w:w="110"/>
+              <w:bottom w:type="dxa" w:w="70"/>
+              <w:right w:type="dxa" w:w="110"/>
+            </w:tcMar>
+          </w:tcPr>
+          <w:p>
+            <w:r>
+              <w:rPr>
+                <w:sz w:val="17"/>
+                <w:szCs w:val="17"/>
+              </w:rPr>
+              <w:t xml:space="preserve">FRS-221</w:t>
+            </w:r>
+          </w:p>
+        </w:tc>
+        <w:tc>
+          <w:tcPr>
+            <w:tcW w:type="dxa" w:w="2400"/>
+            <w:shd w:fill="F2F5F7" w:val="clear"/>
+            <w:tcMar>
+              <w:top w:type="dxa" w:w="70"/>
+              <w:left w:type="dxa" w:w="110"/>
+              <w:bottom w:type="dxa" w:w="70"/>
+              <w:right w:type="dxa" w:w="110"/>
+            </w:tcMar>
+          </w:tcPr>
+          <w:p>
+            <w:r>
+              <w:rPr>
+                <w:sz w:val="17"/>
+                <w:szCs w:val="17"/>
+              </w:rPr>
+              <w:t xml:space="preserve">OQ-33 (P)</w:t>
+            </w:r>
+          </w:p>
+        </w:tc>
+        <w:tc>
+          <w:tcPr>
+            <w:tcW w:type="dxa" w:w="4000"/>
+            <w:shd w:fill="F2F5F7" w:val="clear"/>
+            <w:tcMar>
+              <w:top w:type="dxa" w:w="70"/>
+              <w:left w:type="dxa" w:w="110"/>
+              <w:bottom w:type="dxa" w:w="70"/>
+              <w:right w:type="dxa" w:w="110"/>
+            </w:tcMar>
+          </w:tcPr>
+          <w:p>
+            <w:r>
+              <w:rPr>
+                <w:sz w:val="17"/>
+                <w:szCs w:val="17"/>
+              </w:rPr>
+              <w:t xml:space="preserve">Pass</w:t>
+            </w:r>
+          </w:p>
+        </w:tc>
+      </w:tr>
+      <w:tr>
+        <w:tc>
+          <w:tcPr>
+            <w:tcW w:type="dxa" w:w="900"/>
+            <w:tcMar>
+              <w:top w:type="dxa" w:w="70"/>
+              <w:left w:type="dxa" w:w="110"/>
+              <w:bottom w:type="dxa" w:w="70"/>
+              <w:right w:type="dxa" w:w="110"/>
+            </w:tcMar>
+          </w:tcPr>
+          <w:p>
+            <w:r>
+              <w:rPr>
+                <w:sz w:val="17"/>
+                <w:szCs w:val="17"/>
+              </w:rPr>
+              <w:t xml:space="preserve">URS-132</w:t>
+            </w:r>
+          </w:p>
+        </w:tc>
+        <w:tc>
+          <w:tcPr>
+            <w:tcW w:type="dxa" w:w="900"/>
+            <w:tcMar>
+              <w:top w:type="dxa" w:w="70"/>
+              <w:left w:type="dxa" w:w="110"/>
+              <w:bottom w:type="dxa" w:w="70"/>
+              <w:right w:type="dxa" w:w="110"/>
+            </w:tcMar>
+          </w:tcPr>
+          <w:p>
+            <w:r>
+              <w:rPr>
+                <w:sz w:val="17"/>
+                <w:szCs w:val="17"/>
+              </w:rPr>
+              <w:t xml:space="preserve">Critical</w:t>
+            </w:r>
+          </w:p>
+        </w:tc>
+        <w:tc>
+          <w:tcPr>
+            <w:tcW w:type="dxa" w:w="1800"/>
+            <w:tcMar>
+              <w:top w:type="dxa" w:w="70"/>
+              <w:left w:type="dxa" w:w="110"/>
+              <w:bottom w:type="dxa" w:w="70"/>
+              <w:right w:type="dxa" w:w="110"/>
+            </w:tcMar>
+          </w:tcPr>
+          <w:p>
+            <w:r>
+              <w:rPr>
+                <w:sz w:val="17"/>
+                <w:szCs w:val="17"/>
+              </w:rPr>
+              <w:t xml:space="preserve">FRS-222</w:t>
+            </w:r>
+          </w:p>
+        </w:tc>
+        <w:tc>
+          <w:tcPr>
+            <w:tcW w:type="dxa" w:w="2400"/>
+            <w:tcMar>
+              <w:top w:type="dxa" w:w="70"/>
+              <w:left w:type="dxa" w:w="110"/>
+              <w:bottom w:type="dxa" w:w="70"/>
+              <w:right w:type="dxa" w:w="110"/>
+            </w:tcMar>
+          </w:tcPr>
+          <w:p>
+            <w:r>
+              <w:rPr>
+                <w:sz w:val="17"/>
+                <w:szCs w:val="17"/>
+              </w:rPr>
+              <w:t xml:space="preserve">OQ-33 (P)</w:t>
+            </w:r>
+          </w:p>
+        </w:tc>
+        <w:tc>
+          <w:tcPr>
+            <w:tcW w:type="dxa" w:w="4000"/>
+            <w:tcMar>
+              <w:top w:type="dxa" w:w="70"/>
+              <w:left w:type="dxa" w:w="110"/>
+              <w:bottom w:type="dxa" w:w="70"/>
+              <w:right w:type="dxa" w:w="110"/>
+            </w:tcMar>
+          </w:tcPr>
+          <w:p>
+            <w:r>
+              <w:rPr>
+                <w:sz w:val="17"/>
+                <w:szCs w:val="17"/>
+              </w:rPr>
+              <w:t xml:space="preserve">Pass</w:t>
+            </w:r>
+          </w:p>
+        </w:tc>
+      </w:tr>
+      <w:tr>
+        <w:tc>
+          <w:tcPr>
+            <w:tcW w:type="dxa" w:w="900"/>
+            <w:shd w:fill="F2F5F7" w:val="clear"/>
+            <w:tcMar>
+              <w:top w:type="dxa" w:w="70"/>
+              <w:left w:type="dxa" w:w="110"/>
+              <w:bottom w:type="dxa" w:w="70"/>
+              <w:right w:type="dxa" w:w="110"/>
+            </w:tcMar>
+          </w:tcPr>
+          <w:p>
+            <w:r>
+              <w:rPr>
+                <w:sz w:val="17"/>
+                <w:szCs w:val="17"/>
+              </w:rPr>
+              <w:t xml:space="preserve">URS-133</w:t>
+            </w:r>
+          </w:p>
+        </w:tc>
+        <w:tc>
+          <w:tcPr>
+            <w:tcW w:type="dxa" w:w="900"/>
+            <w:shd w:fill="F2F5F7" w:val="clear"/>
+            <w:tcMar>
+              <w:top w:type="dxa" w:w="70"/>
+              <w:left w:type="dxa" w:w="110"/>
+              <w:bottom w:type="dxa" w:w="70"/>
+              <w:right w:type="dxa" w:w="110"/>
+            </w:tcMar>
+          </w:tcPr>
+          <w:p>
+            <w:r>
+              <w:rPr>
+                <w:sz w:val="17"/>
+                <w:szCs w:val="17"/>
+              </w:rPr>
+              <w:t xml:space="preserve">High</w:t>
+            </w:r>
+          </w:p>
+        </w:tc>
+        <w:tc>
+          <w:tcPr>
+            <w:tcW w:type="dxa" w:w="1800"/>
+            <w:shd w:fill="F2F5F7" w:val="clear"/>
+            <w:tcMar>
+              <w:top w:type="dxa" w:w="70"/>
+              <w:left w:type="dxa" w:w="110"/>
+              <w:bottom w:type="dxa" w:w="70"/>
+              <w:right w:type="dxa" w:w="110"/>
+            </w:tcMar>
+          </w:tcPr>
+          <w:p>
+            <w:r>
+              <w:rPr>
+                <w:sz w:val="17"/>
+                <w:szCs w:val="17"/>
+              </w:rPr>
+              <w:t xml:space="preserve">FRS-230</w:t>
+            </w:r>
+          </w:p>
+        </w:tc>
+        <w:tc>
+          <w:tcPr>
+            <w:tcW w:type="dxa" w:w="2400"/>
+            <w:shd w:fill="F2F5F7" w:val="clear"/>
+            <w:tcMar>
+              <w:top w:type="dxa" w:w="70"/>
+              <w:left w:type="dxa" w:w="110"/>
+              <w:bottom w:type="dxa" w:w="70"/>
+              <w:right w:type="dxa" w:w="110"/>
+            </w:tcMar>
+          </w:tcPr>
+          <w:p>
+            <w:r>
+              <w:rPr>
+                <w:sz w:val="17"/>
+                <w:szCs w:val="17"/>
+              </w:rPr>
+              <w:t xml:space="preserve">OQ-34 (P)</w:t>
+            </w:r>
+          </w:p>
+        </w:tc>
+        <w:tc>
+          <w:tcPr>
+            <w:tcW w:type="dxa" w:w="4000"/>
+            <w:shd w:fill="F2F5F7" w:val="clear"/>
+            <w:tcMar>
+              <w:top w:type="dxa" w:w="70"/>
+              <w:left w:type="dxa" w:w="110"/>
+              <w:bottom w:type="dxa" w:w="70"/>
+              <w:right w:type="dxa" w:w="110"/>
+            </w:tcMar>
+          </w:tcPr>
+          <w:p>
+            <w:r>
+              <w:rPr>
+                <w:sz w:val="17"/>
+                <w:szCs w:val="17"/>
+              </w:rPr>
+              <w:t xml:space="preserve">Pass</w:t>
+            </w:r>
+          </w:p>
+        </w:tc>
+      </w:tr>
+      <w:tr>
+        <w:tc>
+          <w:tcPr>
+            <w:tcW w:type="dxa" w:w="900"/>
+            <w:tcMar>
+              <w:top w:type="dxa" w:w="70"/>
+              <w:left w:type="dxa" w:w="110"/>
+              <w:bottom w:type="dxa" w:w="70"/>
+              <w:right w:type="dxa" w:w="110"/>
+            </w:tcMar>
+          </w:tcPr>
+          <w:p>
+            <w:r>
+              <w:rPr>
+                <w:sz w:val="17"/>
+                <w:szCs w:val="17"/>
+              </w:rPr>
+              <w:t xml:space="preserve">URS-134</w:t>
+            </w:r>
+          </w:p>
+        </w:tc>
+        <w:tc>
+          <w:tcPr>
+            <w:tcW w:type="dxa" w:w="900"/>
+            <w:tcMar>
+              <w:top w:type="dxa" w:w="70"/>
+              <w:left w:type="dxa" w:w="110"/>
+              <w:bottom w:type="dxa" w:w="70"/>
+              <w:right w:type="dxa" w:w="110"/>
+            </w:tcMar>
+          </w:tcPr>
+          <w:p>
+            <w:r>
+              <w:rPr>
+                <w:sz w:val="17"/>
+                <w:szCs w:val="17"/>
+              </w:rPr>
+              <w:t xml:space="preserve">Medium</w:t>
+            </w:r>
+          </w:p>
+        </w:tc>
+        <w:tc>
+          <w:tcPr>
+            <w:tcW w:type="dxa" w:w="1800"/>
+            <w:tcMar>
+              <w:top w:type="dxa" w:w="70"/>
+              <w:left w:type="dxa" w:w="110"/>
+              <w:bottom w:type="dxa" w:w="70"/>
+              <w:right w:type="dxa" w:w="110"/>
+            </w:tcMar>
+          </w:tcPr>
+          <w:p>
+            <w:r>
+              <w:rPr>
+                <w:sz w:val="17"/>
+                <w:szCs w:val="17"/>
+              </w:rPr>
+              <w:t xml:space="preserve">FRS-231</w:t>
+            </w:r>
+          </w:p>
+        </w:tc>
+        <w:tc>
+          <w:tcPr>
+            <w:tcW w:type="dxa" w:w="2400"/>
+            <w:tcMar>
+              <w:top w:type="dxa" w:w="70"/>
+              <w:left w:type="dxa" w:w="110"/>
+              <w:bottom w:type="dxa" w:w="70"/>
+              <w:right w:type="dxa" w:w="110"/>
+            </w:tcMar>
+          </w:tcPr>
+          <w:p>
+            <w:r>
+              <w:rPr>
+                <w:sz w:val="17"/>
+                <w:szCs w:val="17"/>
+              </w:rPr>
+              <w:t xml:space="preserve">OQ-34 (P)</w:t>
+            </w:r>
+          </w:p>
+        </w:tc>
+        <w:tc>
+          <w:tcPr>
+            <w:tcW w:type="dxa" w:w="4000"/>
+            <w:tcMar>
+              <w:top w:type="dxa" w:w="70"/>
+              <w:left w:type="dxa" w:w="110"/>
+              <w:bottom w:type="dxa" w:w="70"/>
+              <w:right w:type="dxa" w:w="110"/>
+            </w:tcMar>
+          </w:tcPr>
+          <w:p>
+            <w:r>
+              <w:rPr>
+                <w:sz w:val="17"/>
+                <w:szCs w:val="17"/>
+              </w:rPr>
+              <w:t xml:space="preserve">Pass</w:t>
+            </w:r>
+          </w:p>
+        </w:tc>
+      </w:tr>
+      <w:tr>
+        <w:tc>
+          <w:tcPr>
+            <w:tcW w:type="dxa" w:w="900"/>
+            <w:shd w:fill="F2F5F7" w:val="clear"/>
+            <w:tcMar>
+              <w:top w:type="dxa" w:w="70"/>
+              <w:left w:type="dxa" w:w="110"/>
+              <w:bottom w:type="dxa" w:w="70"/>
+              <w:right w:type="dxa" w:w="110"/>
+            </w:tcMar>
+          </w:tcPr>
+          <w:p>
+            <w:r>
+              <w:rPr>
+                <w:sz w:val="17"/>
+                <w:szCs w:val="17"/>
+              </w:rPr>
+              <w:t xml:space="preserve">URS-135</w:t>
+            </w:r>
+          </w:p>
+        </w:tc>
+        <w:tc>
+          <w:tcPr>
+            <w:tcW w:type="dxa" w:w="900"/>
+            <w:shd w:fill="F2F5F7" w:val="clear"/>
+            <w:tcMar>
+              <w:top w:type="dxa" w:w="70"/>
+              <w:left w:type="dxa" w:w="110"/>
+              <w:bottom w:type="dxa" w:w="70"/>
+              <w:right w:type="dxa" w:w="110"/>
+            </w:tcMar>
+          </w:tcPr>
+          <w:p>
+            <w:r>
+              <w:rPr>
+                <w:sz w:val="17"/>
+                <w:szCs w:val="17"/>
+              </w:rPr>
+              <w:t xml:space="preserve">Medium</w:t>
+            </w:r>
+          </w:p>
+        </w:tc>
+        <w:tc>
+          <w:tcPr>
+            <w:tcW w:type="dxa" w:w="1800"/>
+            <w:shd w:fill="F2F5F7" w:val="clear"/>
+            <w:tcMar>
+              <w:top w:type="dxa" w:w="70"/>
+              <w:left w:type="dxa" w:w="110"/>
+              <w:bottom w:type="dxa" w:w="70"/>
+              <w:right w:type="dxa" w:w="110"/>
+            </w:tcMar>
+          </w:tcPr>
+          <w:p>
+            <w:r>
+              <w:rPr>
+                <w:sz w:val="17"/>
+                <w:szCs w:val="17"/>
+              </w:rPr>
+              <w:t xml:space="preserve">FRS-232</w:t>
+            </w:r>
+          </w:p>
+        </w:tc>
+        <w:tc>
+          <w:tcPr>
+            <w:tcW w:type="dxa" w:w="2400"/>
+            <w:shd w:fill="F2F5F7" w:val="clear"/>
+            <w:tcMar>
+              <w:top w:type="dxa" w:w="70"/>
+              <w:left w:type="dxa" w:w="110"/>
+              <w:bottom w:type="dxa" w:w="70"/>
+              <w:right w:type="dxa" w:w="110"/>
+            </w:tcMar>
+          </w:tcPr>
+          <w:p>
+            <w:r>
+              <w:rPr>
+                <w:sz w:val="17"/>
+                <w:szCs w:val="17"/>
+              </w:rPr>
+              <w:t xml:space="preserve">OQ-34 (P)</w:t>
+            </w:r>
+          </w:p>
+        </w:tc>
+        <w:tc>
+          <w:tcPr>
+            <w:tcW w:type="dxa" w:w="4000"/>
+            <w:shd w:fill="F2F5F7" w:val="clear"/>
+            <w:tcMar>
+              <w:top w:type="dxa" w:w="70"/>
+              <w:left w:type="dxa" w:w="110"/>
+              <w:bottom w:type="dxa" w:w="70"/>
+              <w:right w:type="dxa" w:w="110"/>
+            </w:tcMar>
+          </w:tcPr>
+          <w:p>
+            <w:r>
+              <w:rPr>
+                <w:sz w:val="17"/>
+                <w:szCs w:val="17"/>
+              </w:rPr>
+              <w:t xml:space="preserve">Pass</w:t>
+            </w:r>
+          </w:p>
+        </w:tc>
+      </w:tr>
+      <w:tr>
+        <w:tc>
+          <w:tcPr>
+            <w:tcW w:type="dxa" w:w="900"/>
+            <w:tcMar>
+              <w:top w:type="dxa" w:w="70"/>
+              <w:left w:type="dxa" w:w="110"/>
+              <w:bottom w:type="dxa" w:w="70"/>
+              <w:right w:type="dxa" w:w="110"/>
+            </w:tcMar>
+          </w:tcPr>
+          <w:p>
+            <w:r>
+              <w:rPr>
+                <w:sz w:val="17"/>
+                <w:szCs w:val="17"/>
+              </w:rPr>
+              <w:t xml:space="preserve">URS-136</w:t>
+            </w:r>
+          </w:p>
+        </w:tc>
+        <w:tc>
+          <w:tcPr>
+            <w:tcW w:type="dxa" w:w="900"/>
+            <w:tcMar>
+              <w:top w:type="dxa" w:w="70"/>
+              <w:left w:type="dxa" w:w="110"/>
+              <w:bottom w:type="dxa" w:w="70"/>
+              <w:right w:type="dxa" w:w="110"/>
+            </w:tcMar>
+          </w:tcPr>
+          <w:p>
+            <w:r>
+              <w:rPr>
+                <w:sz w:val="17"/>
+                <w:szCs w:val="17"/>
+              </w:rPr>
+              <w:t xml:space="preserve">High</w:t>
+            </w:r>
+          </w:p>
+        </w:tc>
+        <w:tc>
+          <w:tcPr>
+            <w:tcW w:type="dxa" w:w="1800"/>
+            <w:tcMar>
+              <w:top w:type="dxa" w:w="70"/>
+              <w:left w:type="dxa" w:w="110"/>
+              <w:bottom w:type="dxa" w:w="70"/>
+              <w:right w:type="dxa" w:w="110"/>
+            </w:tcMar>
+          </w:tcPr>
+          <w:p>
+            <w:r>
+              <w:rPr>
+                <w:sz w:val="17"/>
+                <w:szCs w:val="17"/>
+              </w:rPr>
+              <w:t xml:space="preserve">FRS-240</w:t>
+            </w:r>
+          </w:p>
+        </w:tc>
+        <w:tc>
+          <w:tcPr>
+            <w:tcW w:type="dxa" w:w="2400"/>
+            <w:tcMar>
+              <w:top w:type="dxa" w:w="70"/>
+              <w:left w:type="dxa" w:w="110"/>
+              <w:bottom w:type="dxa" w:w="70"/>
+              <w:right w:type="dxa" w:w="110"/>
+            </w:tcMar>
+          </w:tcPr>
+          <w:p>
+            <w:r>
+              <w:rPr>
+                <w:sz w:val="17"/>
+                <w:szCs w:val="17"/>
+              </w:rPr>
+              <w:t xml:space="preserve">OQ-35 (P)</w:t>
+            </w:r>
+          </w:p>
+        </w:tc>
+        <w:tc>
+          <w:tcPr>
+            <w:tcW w:type="dxa" w:w="4000"/>
+            <w:tcMar>
+              <w:top w:type="dxa" w:w="70"/>
+              <w:left w:type="dxa" w:w="110"/>
+              <w:bottom w:type="dxa" w:w="70"/>
+              <w:right w:type="dxa" w:w="110"/>
+            </w:tcMar>
+          </w:tcPr>
+          <w:p>
+            <w:r>
+              <w:rPr>
+                <w:sz w:val="17"/>
+                <w:szCs w:val="17"/>
+              </w:rPr>
+              <w:t xml:space="preserve">Pass</w:t>
+            </w:r>
+          </w:p>
+        </w:tc>
+      </w:tr>
+      <w:tr>
+        <w:tc>
+          <w:tcPr>
+            <w:tcW w:type="dxa" w:w="900"/>
+            <w:shd w:fill="F2F5F7" w:val="clear"/>
+            <w:tcMar>
+              <w:top w:type="dxa" w:w="70"/>
+              <w:left w:type="dxa" w:w="110"/>
+              <w:bottom w:type="dxa" w:w="70"/>
+              <w:right w:type="dxa" w:w="110"/>
+            </w:tcMar>
+          </w:tcPr>
+          <w:p>
+            <w:r>
+              <w:rPr>
+                <w:sz w:val="17"/>
+                <w:szCs w:val="17"/>
+              </w:rPr>
+              <w:t xml:space="preserve">URS-137</w:t>
+            </w:r>
+          </w:p>
+        </w:tc>
+        <w:tc>
+          <w:tcPr>
+            <w:tcW w:type="dxa" w:w="900"/>
+            <w:shd w:fill="F2F5F7" w:val="clear"/>
+            <w:tcMar>
+              <w:top w:type="dxa" w:w="70"/>
+              <w:left w:type="dxa" w:w="110"/>
+              <w:bottom w:type="dxa" w:w="70"/>
+              <w:right w:type="dxa" w:w="110"/>
+            </w:tcMar>
+          </w:tcPr>
+          <w:p>
+            <w:r>
+              <w:rPr>
+                <w:sz w:val="17"/>
+                <w:szCs w:val="17"/>
+              </w:rPr>
+              <w:t xml:space="preserve">High</w:t>
+            </w:r>
+          </w:p>
+        </w:tc>
+        <w:tc>
+          <w:tcPr>
+            <w:tcW w:type="dxa" w:w="1800"/>
+            <w:shd w:fill="F2F5F7" w:val="clear"/>
+            <w:tcMar>
+              <w:top w:type="dxa" w:w="70"/>
+              <w:left w:type="dxa" w:w="110"/>
+              <w:bottom w:type="dxa" w:w="70"/>
+              <w:right w:type="dxa" w:w="110"/>
+            </w:tcMar>
+          </w:tcPr>
+          <w:p>
+            <w:r>
+              <w:rPr>
+                <w:sz w:val="17"/>
+                <w:szCs w:val="17"/>
+              </w:rPr>
+              <w:t xml:space="preserve">FRS-241</w:t>
+            </w:r>
+          </w:p>
+        </w:tc>
+        <w:tc>
+          <w:tcPr>
+            <w:tcW w:type="dxa" w:w="2400"/>
+            <w:shd w:fill="F2F5F7" w:val="clear"/>
+            <w:tcMar>
+              <w:top w:type="dxa" w:w="70"/>
+              <w:left w:type="dxa" w:w="110"/>
+              <w:bottom w:type="dxa" w:w="70"/>
+              <w:right w:type="dxa" w:w="110"/>
+            </w:tcMar>
+          </w:tcPr>
+          <w:p>
+            <w:r>
+              <w:rPr>
+                <w:sz w:val="17"/>
+                <w:szCs w:val="17"/>
+              </w:rPr>
+              <w:t xml:space="preserve">OQ-35 (P)</w:t>
+            </w:r>
+          </w:p>
+        </w:tc>
+        <w:tc>
+          <w:tcPr>
+            <w:tcW w:type="dxa" w:w="4000"/>
+            <w:shd w:fill="F2F5F7" w:val="clear"/>
+            <w:tcMar>
+              <w:top w:type="dxa" w:w="70"/>
+              <w:left w:type="dxa" w:w="110"/>
+              <w:bottom w:type="dxa" w:w="70"/>
+              <w:right w:type="dxa" w:w="110"/>
+            </w:tcMar>
+          </w:tcPr>
+          <w:p>
+            <w:r>
+              <w:rPr>
+                <w:sz w:val="17"/>
+                <w:szCs w:val="17"/>
+              </w:rPr>
+              <w:t xml:space="preserve">Pass</w:t>
+            </w:r>
+          </w:p>
+        </w:tc>
+      </w:tr>
+      <w:tr>
+        <w:tc>
+          <w:tcPr>
+            <w:tcW w:type="dxa" w:w="900"/>
+            <w:tcMar>
+              <w:top w:type="dxa" w:w="70"/>
+              <w:left w:type="dxa" w:w="110"/>
+              <w:bottom w:type="dxa" w:w="70"/>
+              <w:right w:type="dxa" w:w="110"/>
+            </w:tcMar>
+          </w:tcPr>
+          <w:p>
+            <w:r>
+              <w:rPr>
+                <w:sz w:val="17"/>
+                <w:szCs w:val="17"/>
+              </w:rPr>
+              <w:t xml:space="preserve">URS-138</w:t>
+            </w:r>
+          </w:p>
+        </w:tc>
+        <w:tc>
+          <w:tcPr>
+            <w:tcW w:type="dxa" w:w="900"/>
+            <w:tcMar>
+              <w:top w:type="dxa" w:w="70"/>
+              <w:left w:type="dxa" w:w="110"/>
+              <w:bottom w:type="dxa" w:w="70"/>
+              <w:right w:type="dxa" w:w="110"/>
+            </w:tcMar>
+          </w:tcPr>
+          <w:p>
+            <w:r>
+              <w:rPr>
+                <w:sz w:val="17"/>
+                <w:szCs w:val="17"/>
+              </w:rPr>
+              <w:t xml:space="preserve">Critical</w:t>
+            </w:r>
+          </w:p>
+        </w:tc>
+        <w:tc>
+          <w:tcPr>
+            <w:tcW w:type="dxa" w:w="1800"/>
+            <w:tcMar>
+              <w:top w:type="dxa" w:w="70"/>
+              <w:left w:type="dxa" w:w="110"/>
+              <w:bottom w:type="dxa" w:w="70"/>
+              <w:right w:type="dxa" w:w="110"/>
+            </w:tcMar>
+          </w:tcPr>
+          <w:p>
+            <w:r>
+              <w:rPr>
+                <w:sz w:val="17"/>
+                <w:szCs w:val="17"/>
+              </w:rPr>
+              <w:t xml:space="preserve">FRS-242</w:t>
+            </w:r>
+          </w:p>
+        </w:tc>
+        <w:tc>
+          <w:tcPr>
+            <w:tcW w:type="dxa" w:w="2400"/>
+            <w:tcMar>
+              <w:top w:type="dxa" w:w="70"/>
+              <w:left w:type="dxa" w:w="110"/>
+              <w:bottom w:type="dxa" w:w="70"/>
+              <w:right w:type="dxa" w:w="110"/>
+            </w:tcMar>
+          </w:tcPr>
+          <w:p>
+            <w:r>
+              <w:rPr>
+                <w:sz w:val="17"/>
+                <w:szCs w:val="17"/>
+              </w:rPr>
+              <w:t xml:space="preserve">OQ-35 (P)</w:t>
+            </w:r>
+          </w:p>
+        </w:tc>
+        <w:tc>
+          <w:tcPr>
+            <w:tcW w:type="dxa" w:w="4000"/>
+            <w:tcMar>
+              <w:top w:type="dxa" w:w="70"/>
+              <w:left w:type="dxa" w:w="110"/>
+              <w:bottom w:type="dxa" w:w="70"/>
+              <w:right w:type="dxa" w:w="110"/>
+            </w:tcMar>
+          </w:tcPr>
+          <w:p>
+            <w:r>
+              <w:rPr>
+                <w:sz w:val="17"/>
+                <w:szCs w:val="17"/>
+              </w:rPr>
+              <w:t xml:space="preserve">Pass</w:t>
+            </w:r>
+          </w:p>
+        </w:tc>
+      </w:tr>
+      <w:tr>
+        <w:tc>
+          <w:tcPr>
+            <w:tcW w:type="dxa" w:w="900"/>
+            <w:shd w:fill="F2F5F7" w:val="clear"/>
+            <w:tcMar>
+              <w:top w:type="dxa" w:w="70"/>
+              <w:left w:type="dxa" w:w="110"/>
+              <w:bottom w:type="dxa" w:w="70"/>
+              <w:right w:type="dxa" w:w="110"/>
+            </w:tcMar>
+          </w:tcPr>
+          <w:p>
+            <w:r>
+              <w:rPr>
+                <w:sz w:val="17"/>
+                <w:szCs w:val="17"/>
+              </w:rPr>
+              <w:t xml:space="preserve">URS-139</w:t>
+            </w:r>
+          </w:p>
+        </w:tc>
+        <w:tc>
+          <w:tcPr>
+            <w:tcW w:type="dxa" w:w="900"/>
+            <w:shd w:fill="F2F5F7" w:val="clear"/>
+            <w:tcMar>
+              <w:top w:type="dxa" w:w="70"/>
+              <w:left w:type="dxa" w:w="110"/>
+              <w:bottom w:type="dxa" w:w="70"/>
+              <w:right w:type="dxa" w:w="110"/>
+            </w:tcMar>
+          </w:tcPr>
+          <w:p>
+            <w:r>
+              <w:rPr>
+                <w:sz w:val="17"/>
+                <w:szCs w:val="17"/>
+              </w:rPr>
+              <w:t xml:space="preserve">Medium</w:t>
+            </w:r>
+          </w:p>
+        </w:tc>
+        <w:tc>
+          <w:tcPr>
+            <w:tcW w:type="dxa" w:w="1800"/>
+            <w:shd w:fill="F2F5F7" w:val="clear"/>
+            <w:tcMar>
+              <w:top w:type="dxa" w:w="70"/>
+              <w:left w:type="dxa" w:w="110"/>
+              <w:bottom w:type="dxa" w:w="70"/>
+              <w:right w:type="dxa" w:w="110"/>
+            </w:tcMar>
+          </w:tcPr>
+          <w:p>
+            <w:r>
+              <w:rPr>
+                <w:sz w:val="17"/>
+                <w:szCs w:val="17"/>
+              </w:rPr>
+              <w:t xml:space="preserve">FRS-243</w:t>
+            </w:r>
+          </w:p>
+        </w:tc>
+        <w:tc>
+          <w:tcPr>
+            <w:tcW w:type="dxa" w:w="2400"/>
+            <w:shd w:fill="F2F5F7" w:val="clear"/>
+            <w:tcMar>
+              <w:top w:type="dxa" w:w="70"/>
+              <w:left w:type="dxa" w:w="110"/>
+              <w:bottom w:type="dxa" w:w="70"/>
+              <w:right w:type="dxa" w:w="110"/>
+            </w:tcMar>
+          </w:tcPr>
+          <w:p>
+            <w:r>
+              <w:rPr>
+                <w:sz w:val="17"/>
+                <w:szCs w:val="17"/>
+              </w:rPr>
+              <w:t xml:space="preserve">OQ-35 (P*)</w:t>
+            </w:r>
+          </w:p>
+        </w:tc>
+        <w:tc>
+          <w:tcPr>
+            <w:tcW w:type="dxa" w:w="4000"/>
+            <w:shd w:fill="F2F5F7" w:val="clear"/>
+            <w:tcMar>
+              <w:top w:type="dxa" w:w="70"/>
+              <w:left w:type="dxa" w:w="110"/>
+              <w:bottom w:type="dxa" w:w="70"/>
+              <w:right w:type="dxa" w:w="110"/>
+            </w:tcMar>
+          </w:tcPr>
+          <w:p>
+            <w:r>
+              <w:rPr>
+                <w:sz w:val="17"/>
+                <w:szCs w:val="17"/>
+              </w:rPr>
+              <w:t xml:space="preserve">Partial: executed part passes, the rest by reading (DEV-2026-10-26-05)</w:t>
+            </w:r>
+          </w:p>
+        </w:tc>
+      </w:tr>
+      <w:tr>
+        <w:tc>
+          <w:tcPr>
+            <w:tcW w:type="dxa" w:w="900"/>
+            <w:tcMar>
+              <w:top w:type="dxa" w:w="70"/>
+              <w:left w:type="dxa" w:w="110"/>
+              <w:bottom w:type="dxa" w:w="70"/>
+              <w:right w:type="dxa" w:w="110"/>
+            </w:tcMar>
+          </w:tcPr>
+          <w:p>
+            <w:r>
+              <w:rPr>
+                <w:sz w:val="17"/>
+                <w:szCs w:val="17"/>
+              </w:rPr>
+              <w:t xml:space="preserve">URS-140</w:t>
+            </w:r>
+          </w:p>
+        </w:tc>
+        <w:tc>
+          <w:tcPr>
+            <w:tcW w:type="dxa" w:w="900"/>
+            <w:tcMar>
+              <w:top w:type="dxa" w:w="70"/>
+              <w:left w:type="dxa" w:w="110"/>
+              <w:bottom w:type="dxa" w:w="70"/>
+              <w:right w:type="dxa" w:w="110"/>
+            </w:tcMar>
+          </w:tcPr>
+          <w:p>
+            <w:r>
+              <w:rPr>
+                <w:sz w:val="17"/>
+                <w:szCs w:val="17"/>
+              </w:rPr>
+              <w:t xml:space="preserve">Critical</w:t>
+            </w:r>
+          </w:p>
+        </w:tc>
+        <w:tc>
+          <w:tcPr>
+            <w:tcW w:type="dxa" w:w="1800"/>
+            <w:tcMar>
+              <w:top w:type="dxa" w:w="70"/>
+              <w:left w:type="dxa" w:w="110"/>
+              <w:bottom w:type="dxa" w:w="70"/>
+              <w:right w:type="dxa" w:w="110"/>
+            </w:tcMar>
+          </w:tcPr>
+          <w:p>
+            <w:r>
+              <w:rPr>
+                <w:sz w:val="17"/>
+                <w:szCs w:val="17"/>
+              </w:rPr>
+              <w:t xml:space="preserve">FRS-250</w:t>
+            </w:r>
+          </w:p>
+        </w:tc>
+        <w:tc>
+          <w:tcPr>
+            <w:tcW w:type="dxa" w:w="2400"/>
+            <w:tcMar>
+              <w:top w:type="dxa" w:w="70"/>
+              <w:left w:type="dxa" w:w="110"/>
+              <w:bottom w:type="dxa" w:w="70"/>
+              <w:right w:type="dxa" w:w="110"/>
+            </w:tcMar>
+          </w:tcPr>
+          <w:p>
+            <w:r>
+              <w:rPr>
+                <w:sz w:val="17"/>
+                <w:szCs w:val="17"/>
+              </w:rPr>
+              <w:t xml:space="preserve">OQ-36 (P)</w:t>
+            </w:r>
+          </w:p>
+        </w:tc>
+        <w:tc>
+          <w:tcPr>
+            <w:tcW w:type="dxa" w:w="4000"/>
+            <w:tcMar>
+              <w:top w:type="dxa" w:w="70"/>
+              <w:left w:type="dxa" w:w="110"/>
+              <w:bottom w:type="dxa" w:w="70"/>
+              <w:right w:type="dxa" w:w="110"/>
+            </w:tcMar>
+          </w:tcPr>
+          <w:p>
+            <w:r>
+              <w:rPr>
+                <w:sz w:val="17"/>
+                <w:szCs w:val="17"/>
+              </w:rPr>
+              <w:t xml:space="preserve">Pass</w:t>
+            </w:r>
+          </w:p>
+        </w:tc>
+      </w:tr>
+      <w:tr>
+        <w:tc>
+          <w:tcPr>
+            <w:tcW w:type="dxa" w:w="900"/>
+            <w:shd w:fill="F2F5F7" w:val="clear"/>
+            <w:tcMar>
+              <w:top w:type="dxa" w:w="70"/>
+              <w:left w:type="dxa" w:w="110"/>
+              <w:bottom w:type="dxa" w:w="70"/>
+              <w:right w:type="dxa" w:w="110"/>
+            </w:tcMar>
+          </w:tcPr>
+          <w:p>
+            <w:r>
+              <w:rPr>
+                <w:sz w:val="17"/>
+                <w:szCs w:val="17"/>
+              </w:rPr>
+              <w:t xml:space="preserve">URS-141</w:t>
+            </w:r>
+          </w:p>
+        </w:tc>
+        <w:tc>
+          <w:tcPr>
+            <w:tcW w:type="dxa" w:w="900"/>
+            <w:shd w:fill="F2F5F7" w:val="clear"/>
+            <w:tcMar>
+              <w:top w:type="dxa" w:w="70"/>
+              <w:left w:type="dxa" w:w="110"/>
+              <w:bottom w:type="dxa" w:w="70"/>
+              <w:right w:type="dxa" w:w="110"/>
+            </w:tcMar>
+          </w:tcPr>
+          <w:p>
+            <w:r>
+              <w:rPr>
+                <w:sz w:val="17"/>
+                <w:szCs w:val="17"/>
+              </w:rPr>
+              <w:t xml:space="preserve">High</w:t>
+            </w:r>
+          </w:p>
+        </w:tc>
+        <w:tc>
+          <w:tcPr>
+            <w:tcW w:type="dxa" w:w="1800"/>
+            <w:shd w:fill="F2F5F7" w:val="clear"/>
+            <w:tcMar>
+              <w:top w:type="dxa" w:w="70"/>
+              <w:left w:type="dxa" w:w="110"/>
+              <w:bottom w:type="dxa" w:w="70"/>
+              <w:right w:type="dxa" w:w="110"/>
+            </w:tcMar>
+          </w:tcPr>
+          <w:p>
+            <w:r>
+              <w:rPr>
+                <w:sz w:val="17"/>
+                <w:szCs w:val="17"/>
+              </w:rPr>
+              <w:t xml:space="preserve">FRS-251</w:t>
+            </w:r>
+          </w:p>
+        </w:tc>
+        <w:tc>
+          <w:tcPr>
+            <w:tcW w:type="dxa" w:w="2400"/>
+            <w:shd w:fill="F2F5F7" w:val="clear"/>
+            <w:tcMar>
+              <w:top w:type="dxa" w:w="70"/>
+              <w:left w:type="dxa" w:w="110"/>
+              <w:bottom w:type="dxa" w:w="70"/>
+              <w:right w:type="dxa" w:w="110"/>
+            </w:tcMar>
+          </w:tcPr>
+          <w:p>
+            <w:r>
+              <w:rPr>
+                <w:sz w:val="17"/>
+                <w:szCs w:val="17"/>
+              </w:rPr>
+              <w:t xml:space="preserve">OQ-36 (P)</w:t>
+            </w:r>
+          </w:p>
+        </w:tc>
+        <w:tc>
+          <w:tcPr>
+            <w:tcW w:type="dxa" w:w="4000"/>
+            <w:shd w:fill="F2F5F7" w:val="clear"/>
+            <w:tcMar>
+              <w:top w:type="dxa" w:w="70"/>
+              <w:left w:type="dxa" w:w="110"/>
+              <w:bottom w:type="dxa" w:w="70"/>
+              <w:right w:type="dxa" w:w="110"/>
+            </w:tcMar>
+          </w:tcPr>
+          <w:p>
+            <w:r>
+              <w:rPr>
+                <w:sz w:val="17"/>
+                <w:szCs w:val="17"/>
+              </w:rPr>
+              <w:t xml:space="preserve">Pass</w:t>
+            </w:r>
+          </w:p>
+        </w:tc>
+      </w:tr>
+      <w:tr>
+        <w:tc>
+          <w:tcPr>
+            <w:tcW w:type="dxa" w:w="900"/>
+            <w:tcMar>
+              <w:top w:type="dxa" w:w="70"/>
+              <w:left w:type="dxa" w:w="110"/>
+              <w:bottom w:type="dxa" w:w="70"/>
+              <w:right w:type="dxa" w:w="110"/>
+            </w:tcMar>
+          </w:tcPr>
+          <w:p>
+            <w:r>
+              <w:rPr>
+                <w:sz w:val="17"/>
+                <w:szCs w:val="17"/>
+              </w:rPr>
+              <w:t xml:space="preserve">URS-142</w:t>
+            </w:r>
+          </w:p>
+        </w:tc>
+        <w:tc>
+          <w:tcPr>
+            <w:tcW w:type="dxa" w:w="900"/>
+            <w:tcMar>
+              <w:top w:type="dxa" w:w="70"/>
+              <w:left w:type="dxa" w:w="110"/>
+              <w:bottom w:type="dxa" w:w="70"/>
+              <w:right w:type="dxa" w:w="110"/>
+            </w:tcMar>
+          </w:tcPr>
+          <w:p>
+            <w:r>
+              <w:rPr>
+                <w:sz w:val="17"/>
+                <w:szCs w:val="17"/>
+              </w:rPr>
+              <w:t xml:space="preserve">High</w:t>
+            </w:r>
+          </w:p>
+        </w:tc>
+        <w:tc>
+          <w:tcPr>
+            <w:tcW w:type="dxa" w:w="1800"/>
+            <w:tcMar>
+              <w:top w:type="dxa" w:w="70"/>
+              <w:left w:type="dxa" w:w="110"/>
+              <w:bottom w:type="dxa" w:w="70"/>
+              <w:right w:type="dxa" w:w="110"/>
+            </w:tcMar>
+          </w:tcPr>
+          <w:p>
+            <w:r>
+              <w:rPr>
+                <w:sz w:val="17"/>
+                <w:szCs w:val="17"/>
+              </w:rPr>
+              <w:t xml:space="preserve">FRS-252</w:t>
+            </w:r>
+          </w:p>
+        </w:tc>
+        <w:tc>
+          <w:tcPr>
+            <w:tcW w:type="dxa" w:w="2400"/>
+            <w:tcMar>
+              <w:top w:type="dxa" w:w="70"/>
+              <w:left w:type="dxa" w:w="110"/>
+              <w:bottom w:type="dxa" w:w="70"/>
+              <w:right w:type="dxa" w:w="110"/>
+            </w:tcMar>
+          </w:tcPr>
+          <w:p>
+            <w:r>
+              <w:rPr>
+                <w:sz w:val="17"/>
+                <w:szCs w:val="17"/>
+              </w:rPr>
+              <w:t xml:space="preserve">OQ-36 (P*)</w:t>
+            </w:r>
+          </w:p>
+        </w:tc>
+        <w:tc>
+          <w:tcPr>
+            <w:tcW w:type="dxa" w:w="4000"/>
+            <w:tcMar>
+              <w:top w:type="dxa" w:w="70"/>
+              <w:left w:type="dxa" w:w="110"/>
+              <w:bottom w:type="dxa" w:w="70"/>
+              <w:right w:type="dxa" w:w="110"/>
+            </w:tcMar>
+          </w:tcPr>
+          <w:p>
+            <w:r>
+              <w:rPr>
+                <w:sz w:val="17"/>
+                <w:szCs w:val="17"/>
+              </w:rPr>
+              <w:t xml:space="preserve">Pass (smoke run) - P*</w:t>
+            </w:r>
+          </w:p>
+        </w:tc>
+      </w:tr>
+      <w:tr>
+        <w:tc>
+          <w:tcPr>
+            <w:tcW w:type="dxa" w:w="900"/>
+            <w:shd w:fill="F2F5F7" w:val="clear"/>
+            <w:tcMar>
+              <w:top w:type="dxa" w:w="70"/>
+              <w:left w:type="dxa" w:w="110"/>
+              <w:bottom w:type="dxa" w:w="70"/>
+              <w:right w:type="dxa" w:w="110"/>
+            </w:tcMar>
+          </w:tcPr>
+          <w:p>
+            <w:r>
+              <w:rPr>
+                <w:sz w:val="17"/>
+                <w:szCs w:val="17"/>
+              </w:rPr>
+              <w:t xml:space="preserve">URS-143</w:t>
+            </w:r>
+          </w:p>
+        </w:tc>
+        <w:tc>
+          <w:tcPr>
+            <w:tcW w:type="dxa" w:w="900"/>
+            <w:shd w:fill="F2F5F7" w:val="clear"/>
+            <w:tcMar>
+              <w:top w:type="dxa" w:w="70"/>
+              <w:left w:type="dxa" w:w="110"/>
+              <w:bottom w:type="dxa" w:w="70"/>
+              <w:right w:type="dxa" w:w="110"/>
+            </w:tcMar>
+          </w:tcPr>
+          <w:p>
+            <w:r>
+              <w:rPr>
+                <w:sz w:val="17"/>
+                <w:szCs w:val="17"/>
+              </w:rPr>
+              <w:t xml:space="preserve">High</w:t>
+            </w:r>
+          </w:p>
+        </w:tc>
+        <w:tc>
+          <w:tcPr>
+            <w:tcW w:type="dxa" w:w="1800"/>
+            <w:shd w:fill="F2F5F7" w:val="clear"/>
+            <w:tcMar>
+              <w:top w:type="dxa" w:w="70"/>
+              <w:left w:type="dxa" w:w="110"/>
+              <w:bottom w:type="dxa" w:w="70"/>
+              <w:right w:type="dxa" w:w="110"/>
+            </w:tcMar>
+          </w:tcPr>
+          <w:p>
+            <w:r>
+              <w:rPr>
+                <w:sz w:val="17"/>
+                <w:szCs w:val="17"/>
+              </w:rPr>
+              <w:t xml:space="preserve">FRS-253</w:t>
+            </w:r>
+          </w:p>
+        </w:tc>
+        <w:tc>
+          <w:tcPr>
+            <w:tcW w:type="dxa" w:w="2400"/>
+            <w:shd w:fill="F2F5F7" w:val="clear"/>
+            <w:tcMar>
+              <w:top w:type="dxa" w:w="70"/>
+              <w:left w:type="dxa" w:w="110"/>
+              <w:bottom w:type="dxa" w:w="70"/>
+              <w:right w:type="dxa" w:w="110"/>
+            </w:tcMar>
+          </w:tcPr>
+          <w:p>
+            <w:r>
+              <w:rPr>
+                <w:sz w:val="17"/>
+                <w:szCs w:val="17"/>
+              </w:rPr>
+              <w:t xml:space="preserve">OQ-37 (P)</w:t>
+            </w:r>
+          </w:p>
+        </w:tc>
+        <w:tc>
+          <w:tcPr>
+            <w:tcW w:type="dxa" w:w="4000"/>
+            <w:shd w:fill="F2F5F7" w:val="clear"/>
+            <w:tcMar>
+              <w:top w:type="dxa" w:w="70"/>
+              <w:left w:type="dxa" w:w="110"/>
+              <w:bottom w:type="dxa" w:w="70"/>
+              <w:right w:type="dxa" w:w="110"/>
+            </w:tcMar>
+          </w:tcPr>
+          <w:p>
+            <w:r>
+              <w:rPr>
+                <w:sz w:val="17"/>
+                <w:szCs w:val="17"/>
+              </w:rPr>
+              <w:t xml:space="preserve">Pass</w:t>
+            </w:r>
+          </w:p>
+        </w:tc>
+      </w:tr>
+      <w:tr>
+        <w:tc>
+          <w:tcPr>
+            <w:tcW w:type="dxa" w:w="900"/>
+            <w:tcMar>
+              <w:top w:type="dxa" w:w="70"/>
+              <w:left w:type="dxa" w:w="110"/>
+              <w:bottom w:type="dxa" w:w="70"/>
+              <w:right w:type="dxa" w:w="110"/>
+            </w:tcMar>
+          </w:tcPr>
+          <w:p>
+            <w:r>
+              <w:rPr>
+                <w:sz w:val="17"/>
+                <w:szCs w:val="17"/>
+              </w:rPr>
+              <w:t xml:space="preserve">URS-144</w:t>
+            </w:r>
+          </w:p>
+        </w:tc>
+        <w:tc>
+          <w:tcPr>
+            <w:tcW w:type="dxa" w:w="900"/>
+            <w:tcMar>
+              <w:top w:type="dxa" w:w="70"/>
+              <w:left w:type="dxa" w:w="110"/>
+              <w:bottom w:type="dxa" w:w="70"/>
+              <w:right w:type="dxa" w:w="110"/>
+            </w:tcMar>
+          </w:tcPr>
+          <w:p>
+            <w:r>
+              <w:rPr>
+                <w:sz w:val="17"/>
+                <w:szCs w:val="17"/>
+              </w:rPr>
+              <w:t xml:space="preserve">High</w:t>
+            </w:r>
+          </w:p>
+        </w:tc>
+        <w:tc>
+          <w:tcPr>
+            <w:tcW w:type="dxa" w:w="1800"/>
+            <w:tcMar>
+              <w:top w:type="dxa" w:w="70"/>
+              <w:left w:type="dxa" w:w="110"/>
+              <w:bottom w:type="dxa" w:w="70"/>
+              <w:right w:type="dxa" w:w="110"/>
+            </w:tcMar>
+          </w:tcPr>
+          <w:p>
+            <w:r>
+              <w:rPr>
+                <w:sz w:val="17"/>
+                <w:szCs w:val="17"/>
+              </w:rPr>
+              <w:t xml:space="preserve">FRS-254</w:t>
+            </w:r>
+          </w:p>
+        </w:tc>
+        <w:tc>
+          <w:tcPr>
+            <w:tcW w:type="dxa" w:w="2400"/>
+            <w:tcMar>
+              <w:top w:type="dxa" w:w="70"/>
+              <w:left w:type="dxa" w:w="110"/>
+              <w:bottom w:type="dxa" w:w="70"/>
+              <w:right w:type="dxa" w:w="110"/>
+            </w:tcMar>
+          </w:tcPr>
+          <w:p>
+            <w:r>
+              <w:rPr>
+                <w:sz w:val="17"/>
+                <w:szCs w:val="17"/>
+              </w:rPr>
+              <w:t xml:space="preserve">OQ-37 (GAP)</w:t>
+            </w:r>
+          </w:p>
+        </w:tc>
+        <w:tc>
+          <w:tcPr>
+            <w:tcW w:type="dxa" w:w="4000"/>
+            <w:tcMar>
+              <w:top w:type="dxa" w:w="70"/>
+              <w:left w:type="dxa" w:w="110"/>
+              <w:bottom w:type="dxa" w:w="70"/>
+              <w:right w:type="dxa" w:w="110"/>
+            </w:tcMar>
+          </w:tcPr>
+          <w:p>
+            <w:r>
+              <w:rPr>
+                <w:sz w:val="17"/>
+                <w:szCs w:val="17"/>
+              </w:rPr>
+              <w:t xml:space="preserve">NOT MET (DEV-2026-10-26-02)</w:t>
+            </w:r>
+          </w:p>
+        </w:tc>
+      </w:tr>
+      <w:tr>
+        <w:tc>
+          <w:tcPr>
+            <w:tcW w:type="dxa" w:w="900"/>
+            <w:shd w:fill="F2F5F7" w:val="clear"/>
+            <w:tcMar>
+              <w:top w:type="dxa" w:w="70"/>
+              <w:left w:type="dxa" w:w="110"/>
+              <w:bottom w:type="dxa" w:w="70"/>
+              <w:right w:type="dxa" w:w="110"/>
+            </w:tcMar>
+          </w:tcPr>
+          <w:p>
+            <w:r>
+              <w:rPr>
+                <w:sz w:val="17"/>
+                <w:szCs w:val="17"/>
+              </w:rPr>
+              <w:t xml:space="preserve">URS-145</w:t>
+            </w:r>
+          </w:p>
+        </w:tc>
+        <w:tc>
+          <w:tcPr>
+            <w:tcW w:type="dxa" w:w="900"/>
+            <w:shd w:fill="F2F5F7" w:val="clear"/>
+            <w:tcMar>
+              <w:top w:type="dxa" w:w="70"/>
+              <w:left w:type="dxa" w:w="110"/>
+              <w:bottom w:type="dxa" w:w="70"/>
+              <w:right w:type="dxa" w:w="110"/>
+            </w:tcMar>
+          </w:tcPr>
+          <w:p>
+            <w:r>
+              <w:rPr>
+                <w:sz w:val="17"/>
+                <w:szCs w:val="17"/>
+              </w:rPr>
+              <w:t xml:space="preserve">Medium</w:t>
+            </w:r>
+          </w:p>
+        </w:tc>
+        <w:tc>
+          <w:tcPr>
+            <w:tcW w:type="dxa" w:w="1800"/>
+            <w:shd w:fill="F2F5F7" w:val="clear"/>
+            <w:tcMar>
+              <w:top w:type="dxa" w:w="70"/>
+              <w:left w:type="dxa" w:w="110"/>
+              <w:bottom w:type="dxa" w:w="70"/>
+              <w:right w:type="dxa" w:w="110"/>
+            </w:tcMar>
+          </w:tcPr>
+          <w:p>
+            <w:r>
+              <w:rPr>
+                <w:sz w:val="17"/>
+                <w:szCs w:val="17"/>
+              </w:rPr>
+              <w:t xml:space="preserve">FRS-255</w:t>
+            </w:r>
+          </w:p>
+        </w:tc>
+        <w:tc>
+          <w:tcPr>
+            <w:tcW w:type="dxa" w:w="2400"/>
+            <w:shd w:fill="F2F5F7" w:val="clear"/>
+            <w:tcMar>
+              <w:top w:type="dxa" w:w="70"/>
+              <w:left w:type="dxa" w:w="110"/>
+              <w:bottom w:type="dxa" w:w="70"/>
+              <w:right w:type="dxa" w:w="110"/>
+            </w:tcMar>
+          </w:tcPr>
+          <w:p>
+            <w:r>
+              <w:rPr>
+                <w:sz w:val="17"/>
+                <w:szCs w:val="17"/>
+              </w:rPr>
+              <w:t xml:space="preserve">OQ-36 (P)</w:t>
             </w:r>
           </w:p>
         </w:tc>
